--- a/event/6524/web/incident-!.docx
+++ b/event/6524/web/incident-!.docx
@@ -10,700 +10,44 @@
           <w:szCs w:val="40"/>
         </w:rPr>
       </w:pPr>
-      <w:proofErr w:type="spellStart"/>
       <w:r>
         <w:rPr>
           <w:sz w:val="40"/>
           <w:szCs w:val="40"/>
         </w:rPr>
-        <w:t>Incident</w:t>
-      </w:r>
-      <w:proofErr w:type="spellEnd"/>
-      <w:r>
-        <w:rPr>
-          <w:sz w:val="40"/>
-          <w:szCs w:val="40"/>
-        </w:rPr>
-        <w:t xml:space="preserve"> #!</w:t>
+        <w:t>Incident #!</w:t>
       </w:r>
     </w:p>
     <w:p>
-      <w:proofErr w:type="spellStart"/>
       <w:r>
-        <w:t>Name</w:t>
+        <w:t>Name: A Man Trapped In Simulation</w:t>
       </w:r>
-      <w:proofErr w:type="spellEnd"/>
-      <w:r>
-        <w:t xml:space="preserve">: A Man </w:t>
-      </w:r>
-      <w:proofErr w:type="spellStart"/>
-      <w:r>
-        <w:t>Trapped</w:t>
-      </w:r>
-      <w:proofErr w:type="spellEnd"/>
-      <w:r>
-        <w:t xml:space="preserve"> In </w:t>
-      </w:r>
-      <w:proofErr w:type="spellStart"/>
-      <w:r>
-        <w:t>Simulation</w:t>
-      </w:r>
-      <w:proofErr w:type="spellEnd"/>
     </w:p>
     <w:p>
       <w:r>
         <w:t xml:space="preserve">ID: </w:t>
       </w:r>
       <w:r>
-        <w:t>QUNDRVNT</w:t>
+        <w:t>1aEVtgq0nn</w:t>
       </w:r>
     </w:p>
     <w:p/>
     <w:p>
       <w:r>
-        <w:t xml:space="preserve">A </w:t>
-      </w:r>
-      <w:proofErr w:type="spellStart"/>
-      <w:r>
-        <w:t>man</w:t>
-      </w:r>
-      <w:proofErr w:type="spellEnd"/>
-      <w:r>
-        <w:t xml:space="preserve"> </w:t>
-      </w:r>
-      <w:proofErr w:type="spellStart"/>
-      <w:r>
-        <w:t>was</w:t>
-      </w:r>
-      <w:proofErr w:type="spellEnd"/>
-      <w:r>
-        <w:t xml:space="preserve"> </w:t>
-      </w:r>
-      <w:proofErr w:type="spellStart"/>
-      <w:r>
-        <w:t>found</w:t>
-      </w:r>
-      <w:proofErr w:type="spellEnd"/>
-      <w:r>
-        <w:t xml:space="preserve"> </w:t>
-      </w:r>
-      <w:proofErr w:type="spellStart"/>
-      <w:r>
-        <w:t>dead</w:t>
-      </w:r>
-      <w:proofErr w:type="spellEnd"/>
-      <w:r>
-        <w:t xml:space="preserve"> in las </w:t>
-      </w:r>
-      <w:proofErr w:type="spellStart"/>
-      <w:r>
-        <w:t>vegas</w:t>
-      </w:r>
-      <w:proofErr w:type="spellEnd"/>
-      <w:r>
-        <w:t xml:space="preserve"> </w:t>
-      </w:r>
-      <w:proofErr w:type="spellStart"/>
-      <w:r>
-        <w:t>with</w:t>
-      </w:r>
-      <w:proofErr w:type="spellEnd"/>
-      <w:r>
-        <w:t xml:space="preserve"> </w:t>
-      </w:r>
-      <w:proofErr w:type="spellStart"/>
-      <w:r>
-        <w:t>no</w:t>
-      </w:r>
-      <w:proofErr w:type="spellEnd"/>
-      <w:r>
-        <w:t xml:space="preserve"> </w:t>
-      </w:r>
-      <w:proofErr w:type="spellStart"/>
-      <w:r>
-        <w:t>limbs</w:t>
-      </w:r>
-      <w:proofErr w:type="spellEnd"/>
-      <w:r>
-        <w:t xml:space="preserve"> </w:t>
-      </w:r>
-      <w:proofErr w:type="spellStart"/>
-      <w:r>
-        <w:t>nor</w:t>
-      </w:r>
-      <w:proofErr w:type="spellEnd"/>
-      <w:r>
-        <w:t xml:space="preserve"> </w:t>
-      </w:r>
-      <w:proofErr w:type="spellStart"/>
-      <w:r>
-        <w:t>brain</w:t>
-      </w:r>
-      <w:proofErr w:type="spellEnd"/>
-      <w:r>
-        <w:t xml:space="preserve"> </w:t>
-      </w:r>
-      <w:proofErr w:type="spellStart"/>
-      <w:r>
-        <w:t>inside</w:t>
-      </w:r>
-      <w:proofErr w:type="spellEnd"/>
-      <w:r>
-        <w:t xml:space="preserve"> D Las </w:t>
-      </w:r>
-      <w:proofErr w:type="spellStart"/>
-      <w:r>
-        <w:t>Vegas</w:t>
-      </w:r>
-      <w:proofErr w:type="spellEnd"/>
-      <w:r>
-        <w:t xml:space="preserve"> Hotel, He </w:t>
-      </w:r>
-      <w:proofErr w:type="spellStart"/>
-      <w:r>
-        <w:t>was</w:t>
-      </w:r>
-      <w:proofErr w:type="spellEnd"/>
-      <w:r>
-        <w:t xml:space="preserve"> </w:t>
-      </w:r>
-      <w:proofErr w:type="spellStart"/>
-      <w:r>
-        <w:t>dead</w:t>
-      </w:r>
-      <w:proofErr w:type="spellEnd"/>
-      <w:r>
-        <w:t xml:space="preserve"> in </w:t>
-      </w:r>
-      <w:proofErr w:type="spellStart"/>
-      <w:r>
-        <w:t>the</w:t>
-      </w:r>
-      <w:proofErr w:type="spellEnd"/>
-      <w:r>
-        <w:t xml:space="preserve"> </w:t>
-      </w:r>
-      <w:proofErr w:type="spellStart"/>
-      <w:r>
-        <w:t>age</w:t>
-      </w:r>
-      <w:proofErr w:type="spellEnd"/>
-      <w:r>
-        <w:t xml:space="preserve"> </w:t>
-      </w:r>
-      <w:proofErr w:type="spellStart"/>
-      <w:r>
-        <w:t>of</w:t>
-      </w:r>
-      <w:proofErr w:type="spellEnd"/>
-      <w:r>
-        <w:t xml:space="preserve"> 34 </w:t>
-      </w:r>
-      <w:proofErr w:type="spellStart"/>
-      <w:r>
-        <w:t>years</w:t>
-      </w:r>
-      <w:proofErr w:type="spellEnd"/>
-      <w:r>
-        <w:t xml:space="preserve"> </w:t>
-      </w:r>
-      <w:proofErr w:type="spellStart"/>
-      <w:r>
-        <w:t>old</w:t>
-      </w:r>
-      <w:proofErr w:type="spellEnd"/>
-      <w:r>
-        <w:t xml:space="preserve"> </w:t>
-      </w:r>
-      <w:proofErr w:type="spellStart"/>
-      <w:r>
-        <w:t>and</w:t>
-      </w:r>
-      <w:proofErr w:type="spellEnd"/>
-      <w:r>
-        <w:t xml:space="preserve"> had </w:t>
-      </w:r>
-      <w:proofErr w:type="spellStart"/>
-      <w:r>
-        <w:t>family</w:t>
-      </w:r>
-      <w:proofErr w:type="spellEnd"/>
-      <w:r>
-        <w:t xml:space="preserve"> </w:t>
-      </w:r>
-      <w:proofErr w:type="spellStart"/>
-      <w:r>
-        <w:t>left</w:t>
-      </w:r>
-      <w:proofErr w:type="spellEnd"/>
-      <w:r>
-        <w:t xml:space="preserve">. </w:t>
+        <w:t xml:space="preserve">A man was found dead in las vegas with no limbs nor brain inside D Las Vegas Hotel, He was dead in the age of 34 years old and had family left. </w:t>
       </w:r>
     </w:p>
     <w:p>
       <w:r>
-        <w:t xml:space="preserve">The </w:t>
-      </w:r>
-      <w:proofErr w:type="spellStart"/>
-      <w:r>
-        <w:t>man</w:t>
-      </w:r>
-      <w:proofErr w:type="spellEnd"/>
-      <w:r>
-        <w:t xml:space="preserve"> </w:t>
-      </w:r>
-      <w:proofErr w:type="spellStart"/>
-      <w:r>
-        <w:t>was</w:t>
-      </w:r>
-      <w:proofErr w:type="spellEnd"/>
-      <w:r>
-        <w:t xml:space="preserve"> </w:t>
-      </w:r>
-      <w:proofErr w:type="spellStart"/>
-      <w:r>
-        <w:t>found</w:t>
-      </w:r>
-      <w:proofErr w:type="spellEnd"/>
-      <w:r>
-        <w:t xml:space="preserve"> </w:t>
-      </w:r>
-      <w:proofErr w:type="spellStart"/>
-      <w:r>
-        <w:t>at</w:t>
-      </w:r>
-      <w:proofErr w:type="spellEnd"/>
-      <w:r>
-        <w:t xml:space="preserve"> </w:t>
-      </w:r>
-      <w:proofErr w:type="spellStart"/>
-      <w:r>
-        <w:t>the</w:t>
-      </w:r>
-      <w:proofErr w:type="spellEnd"/>
-      <w:r>
-        <w:t xml:space="preserve"> </w:t>
-      </w:r>
-      <w:proofErr w:type="spellStart"/>
-      <w:r>
-        <w:t>same</w:t>
-      </w:r>
-      <w:proofErr w:type="spellEnd"/>
-      <w:r>
-        <w:t xml:space="preserve"> </w:t>
-      </w:r>
-      <w:proofErr w:type="spellStart"/>
-      <w:r>
-        <w:t>time</w:t>
-      </w:r>
-      <w:proofErr w:type="spellEnd"/>
-      <w:r>
-        <w:t xml:space="preserve"> </w:t>
-      </w:r>
-      <w:proofErr w:type="spellStart"/>
-      <w:r>
-        <w:t>when</w:t>
-      </w:r>
-      <w:proofErr w:type="spellEnd"/>
-      <w:r>
-        <w:t xml:space="preserve"> </w:t>
-      </w:r>
-      <w:proofErr w:type="spellStart"/>
-      <w:r>
-        <w:t>the</w:t>
-      </w:r>
-      <w:proofErr w:type="spellEnd"/>
-      <w:r>
-        <w:t xml:space="preserve"> FBI </w:t>
-      </w:r>
-      <w:proofErr w:type="spellStart"/>
-      <w:r>
-        <w:t>was</w:t>
-      </w:r>
-      <w:proofErr w:type="spellEnd"/>
-      <w:r>
-        <w:t xml:space="preserve"> </w:t>
-      </w:r>
-      <w:proofErr w:type="spellStart"/>
-      <w:r>
-        <w:t>investigating</w:t>
-      </w:r>
-      <w:proofErr w:type="spellEnd"/>
-      <w:r>
-        <w:t xml:space="preserve"> </w:t>
-      </w:r>
-      <w:proofErr w:type="spellStart"/>
-      <w:r>
-        <w:t>the</w:t>
-      </w:r>
-      <w:proofErr w:type="spellEnd"/>
-      <w:r>
-        <w:t xml:space="preserve"> hotel </w:t>
-      </w:r>
-      <w:proofErr w:type="spellStart"/>
-      <w:r>
-        <w:t>and</w:t>
-      </w:r>
-      <w:proofErr w:type="spellEnd"/>
-      <w:r>
-        <w:t xml:space="preserve"> </w:t>
-      </w:r>
-      <w:proofErr w:type="spellStart"/>
-      <w:r>
-        <w:t>found</w:t>
-      </w:r>
-      <w:proofErr w:type="spellEnd"/>
-      <w:r>
-        <w:t xml:space="preserve"> a </w:t>
-      </w:r>
-      <w:proofErr w:type="spellStart"/>
-      <w:r>
-        <w:t>hidden</w:t>
-      </w:r>
-      <w:proofErr w:type="spellEnd"/>
-      <w:r>
-        <w:t xml:space="preserve"> </w:t>
-      </w:r>
-      <w:proofErr w:type="spellStart"/>
-      <w:r>
-        <w:t>basement</w:t>
-      </w:r>
-      <w:proofErr w:type="spellEnd"/>
-      <w:r>
-        <w:t xml:space="preserve"> </w:t>
-      </w:r>
-      <w:proofErr w:type="spellStart"/>
-      <w:r>
-        <w:t>full</w:t>
-      </w:r>
-      <w:proofErr w:type="spellEnd"/>
-      <w:r>
-        <w:t xml:space="preserve"> </w:t>
-      </w:r>
-      <w:proofErr w:type="spellStart"/>
-      <w:r>
-        <w:t>of</w:t>
-      </w:r>
-      <w:proofErr w:type="spellEnd"/>
-      <w:r>
-        <w:t xml:space="preserve"> </w:t>
-      </w:r>
-      <w:proofErr w:type="spellStart"/>
-      <w:r>
-        <w:t>electronics</w:t>
-      </w:r>
-      <w:proofErr w:type="spellEnd"/>
-      <w:r>
-        <w:t xml:space="preserve"> </w:t>
-      </w:r>
-      <w:proofErr w:type="spellStart"/>
-      <w:r>
-        <w:t>that</w:t>
-      </w:r>
-      <w:proofErr w:type="spellEnd"/>
-      <w:r>
-        <w:t xml:space="preserve"> </w:t>
-      </w:r>
-      <w:proofErr w:type="spellStart"/>
-      <w:r>
-        <w:t>with</w:t>
-      </w:r>
-      <w:proofErr w:type="spellEnd"/>
-      <w:r>
-        <w:t xml:space="preserve"> a </w:t>
-      </w:r>
-      <w:proofErr w:type="spellStart"/>
-      <w:r>
-        <w:t>large</w:t>
-      </w:r>
-      <w:proofErr w:type="spellEnd"/>
-      <w:r>
-        <w:t xml:space="preserve"> </w:t>
-      </w:r>
-      <w:proofErr w:type="spellStart"/>
-      <w:r>
-        <w:t>screen</w:t>
-      </w:r>
-      <w:proofErr w:type="spellEnd"/>
-      <w:r>
-        <w:t xml:space="preserve"> </w:t>
-      </w:r>
-      <w:proofErr w:type="spellStart"/>
-      <w:r>
-        <w:t>that</w:t>
-      </w:r>
-      <w:proofErr w:type="spellEnd"/>
-      <w:r>
-        <w:t xml:space="preserve"> </w:t>
-      </w:r>
-      <w:proofErr w:type="spellStart"/>
-      <w:r>
-        <w:t>show</w:t>
-      </w:r>
-      <w:proofErr w:type="spellEnd"/>
-      <w:r>
-        <w:t xml:space="preserve"> </w:t>
-      </w:r>
-      <w:proofErr w:type="spellStart"/>
-      <w:r>
-        <w:t>somekind</w:t>
-      </w:r>
-      <w:proofErr w:type="spellEnd"/>
-      <w:r>
-        <w:t xml:space="preserve"> </w:t>
-      </w:r>
-      <w:proofErr w:type="spellStart"/>
-      <w:r>
-        <w:t>of</w:t>
-      </w:r>
-      <w:proofErr w:type="spellEnd"/>
-      <w:r>
-        <w:t xml:space="preserve"> a </w:t>
-      </w:r>
-      <w:proofErr w:type="spellStart"/>
-      <w:r>
-        <w:t>simulation</w:t>
-      </w:r>
-      <w:proofErr w:type="spellEnd"/>
-      <w:r>
-        <w:t>.</w:t>
+        <w:t>The man was found at the same time when the FBI was investigating the hotel and found a hidden basement full of electronics that with a large screen that show somekind of a simulation.</w:t>
       </w:r>
     </w:p>
     <w:p>
       <w:r>
-        <w:t xml:space="preserve">The </w:t>
+        <w:t>The owner of the hotel was suspected to be be one that trapped the man into a simulation for a revenge of past problems</w:t>
       </w:r>
-      <w:proofErr w:type="spellStart"/>
       <w:r>
-        <w:t>owner</w:t>
-      </w:r>
-      <w:proofErr w:type="spellEnd"/>
-      <w:r>
-        <w:t xml:space="preserve"> </w:t>
-      </w:r>
-      <w:proofErr w:type="spellStart"/>
-      <w:r>
-        <w:t>of</w:t>
-      </w:r>
-      <w:proofErr w:type="spellEnd"/>
-      <w:r>
-        <w:t xml:space="preserve"> </w:t>
-      </w:r>
-      <w:proofErr w:type="spellStart"/>
-      <w:r>
-        <w:t>the</w:t>
-      </w:r>
-      <w:proofErr w:type="spellEnd"/>
-      <w:r>
-        <w:t xml:space="preserve"> hotel </w:t>
-      </w:r>
-      <w:proofErr w:type="spellStart"/>
-      <w:r>
-        <w:t>was</w:t>
-      </w:r>
-      <w:proofErr w:type="spellEnd"/>
-      <w:r>
-        <w:t xml:space="preserve"> su</w:t>
-      </w:r>
-      <w:proofErr w:type="spellStart"/>
-      <w:r>
-        <w:t>spected</w:t>
-      </w:r>
-      <w:proofErr w:type="spellEnd"/>
-      <w:r>
-        <w:t xml:space="preserve"> </w:t>
-      </w:r>
-      <w:proofErr w:type="spellStart"/>
-      <w:r>
-        <w:t>to</w:t>
-      </w:r>
-      <w:proofErr w:type="spellEnd"/>
-      <w:r>
-        <w:t xml:space="preserve"> </w:t>
-      </w:r>
-      <w:proofErr w:type="spellStart"/>
-      <w:r>
-        <w:t>be</w:t>
-      </w:r>
-      <w:proofErr w:type="spellEnd"/>
-      <w:r>
-        <w:t xml:space="preserve"> </w:t>
-      </w:r>
-      <w:proofErr w:type="spellStart"/>
-      <w:r>
-        <w:t>be</w:t>
-      </w:r>
-      <w:proofErr w:type="spellEnd"/>
-      <w:r>
-        <w:t xml:space="preserve"> </w:t>
-      </w:r>
-      <w:proofErr w:type="spellStart"/>
-      <w:r>
-        <w:t>one</w:t>
-      </w:r>
-      <w:proofErr w:type="spellEnd"/>
-      <w:r>
-        <w:t xml:space="preserve"> </w:t>
-      </w:r>
-      <w:proofErr w:type="spellStart"/>
-      <w:r>
-        <w:t>that</w:t>
-      </w:r>
-      <w:proofErr w:type="spellEnd"/>
-      <w:r>
-        <w:t xml:space="preserve"> </w:t>
-      </w:r>
-      <w:proofErr w:type="spellStart"/>
-      <w:r>
-        <w:t>trapped</w:t>
-      </w:r>
-      <w:proofErr w:type="spellEnd"/>
-      <w:r>
-        <w:t xml:space="preserve"> </w:t>
-      </w:r>
-      <w:proofErr w:type="spellStart"/>
-      <w:r>
-        <w:t>the</w:t>
-      </w:r>
-      <w:proofErr w:type="spellEnd"/>
-      <w:r>
-        <w:t xml:space="preserve"> </w:t>
-      </w:r>
-      <w:proofErr w:type="spellStart"/>
-      <w:r>
-        <w:t>man</w:t>
-      </w:r>
-      <w:proofErr w:type="spellEnd"/>
-      <w:r>
-        <w:t xml:space="preserve"> </w:t>
-      </w:r>
-      <w:proofErr w:type="spellStart"/>
-      <w:r>
-        <w:t>into</w:t>
-      </w:r>
-      <w:proofErr w:type="spellEnd"/>
-      <w:r>
-        <w:t xml:space="preserve"> a </w:t>
-      </w:r>
-      <w:proofErr w:type="spellStart"/>
-      <w:r>
-        <w:t>simulation</w:t>
-      </w:r>
-      <w:proofErr w:type="spellEnd"/>
-      <w:r>
-        <w:t xml:space="preserve"> </w:t>
-      </w:r>
-      <w:proofErr w:type="spellStart"/>
-      <w:r>
-        <w:t>for</w:t>
-      </w:r>
-      <w:proofErr w:type="spellEnd"/>
-      <w:r>
-        <w:t xml:space="preserve"> a </w:t>
-      </w:r>
-      <w:proofErr w:type="spellStart"/>
-      <w:r>
-        <w:t>revenge</w:t>
-      </w:r>
-      <w:proofErr w:type="spellEnd"/>
-      <w:r>
-        <w:t xml:space="preserve"> </w:t>
-      </w:r>
-      <w:proofErr w:type="spellStart"/>
-      <w:r>
-        <w:t>of</w:t>
-      </w:r>
-      <w:proofErr w:type="spellEnd"/>
-      <w:r>
-        <w:t xml:space="preserve"> </w:t>
-      </w:r>
-      <w:proofErr w:type="spellStart"/>
-      <w:r>
-        <w:t>past</w:t>
-      </w:r>
-      <w:proofErr w:type="spellEnd"/>
-      <w:r>
-        <w:t xml:space="preserve"> </w:t>
-      </w:r>
-      <w:proofErr w:type="spellStart"/>
-      <w:r>
-        <w:t>problems</w:t>
-      </w:r>
-      <w:proofErr w:type="spellEnd"/>
-      <w:r>
-        <w:t xml:space="preserve">, He </w:t>
-      </w:r>
-      <w:proofErr w:type="spellStart"/>
-      <w:r>
-        <w:t>was</w:t>
-      </w:r>
-      <w:proofErr w:type="spellEnd"/>
-      <w:r>
-        <w:t xml:space="preserve"> </w:t>
-      </w:r>
-      <w:proofErr w:type="spellStart"/>
-      <w:r>
-        <w:t>then</w:t>
-      </w:r>
-      <w:proofErr w:type="spellEnd"/>
-      <w:r>
-        <w:t xml:space="preserve"> </w:t>
-      </w:r>
-      <w:proofErr w:type="spellStart"/>
-      <w:r>
-        <w:t>arrested</w:t>
-      </w:r>
-      <w:proofErr w:type="spellEnd"/>
-      <w:r>
-        <w:t xml:space="preserve"> </w:t>
-      </w:r>
-      <w:proofErr w:type="spellStart"/>
-      <w:r>
-        <w:t>for</w:t>
-      </w:r>
-      <w:proofErr w:type="spellEnd"/>
-      <w:r>
-        <w:t xml:space="preserve"> 7 </w:t>
-      </w:r>
-      <w:proofErr w:type="spellStart"/>
-      <w:r>
-        <w:t>seven</w:t>
-      </w:r>
-      <w:proofErr w:type="spellEnd"/>
-      <w:r>
-        <w:t xml:space="preserve"> </w:t>
-      </w:r>
-      <w:proofErr w:type="spellStart"/>
-      <w:r>
-        <w:t>years</w:t>
-      </w:r>
-      <w:proofErr w:type="spellEnd"/>
-      <w:r>
-        <w:t xml:space="preserve"> </w:t>
-      </w:r>
-      <w:proofErr w:type="spellStart"/>
-      <w:r>
-        <w:t>of</w:t>
-      </w:r>
-      <w:proofErr w:type="spellEnd"/>
-      <w:r>
-        <w:t xml:space="preserve"> jail </w:t>
-      </w:r>
-      <w:proofErr w:type="spellStart"/>
-      <w:r>
-        <w:t>for</w:t>
-      </w:r>
-      <w:proofErr w:type="spellEnd"/>
-      <w:r>
-        <w:t xml:space="preserve"> </w:t>
-      </w:r>
-      <w:proofErr w:type="spellStart"/>
-      <w:r>
-        <w:t>what</w:t>
-      </w:r>
-      <w:proofErr w:type="spellEnd"/>
-      <w:r>
-        <w:t xml:space="preserve"> he did.</w:t>
+        <w:t>, He was then arrested for 7 seven years of jail for what he did.</w:t>
       </w:r>
     </w:p>
     <w:sectPr>
